--- a/RMII/תמנות של RMII.docx
+++ b/RMII/תמנות של RMII.docx
@@ -3,32 +3,38 @@
 <w:document xmlns:wpc="http://schemas.microsoft.com/office/word/2010/wordprocessingCanvas" xmlns:cx="http://schemas.microsoft.com/office/drawing/2014/chartex" xmlns:cx1="http://schemas.microsoft.com/office/drawing/2015/9/8/chartex" xmlns:cx2="http://schemas.microsoft.com/office/drawing/2015/10/21/chartex" xmlns:cx3="http://schemas.microsoft.com/office/drawing/2016/5/9/chartex" xmlns:cx4="http://schemas.microsoft.com/office/drawing/2016/5/10/chartex" xmlns:cx5="http://schemas.microsoft.com/office/drawing/2016/5/11/chartex" xmlns:cx6="http://schemas.microsoft.com/office/drawing/2016/5/12/chartex" xmlns:cx7="http://schemas.microsoft.com/office/drawing/2016/5/13/chartex" xmlns:cx8="http://schemas.microsoft.com/office/drawing/2016/5/14/chartex" xmlns:mc="http://schemas.openxmlformats.org/markup-compatibility/2006" xmlns:aink="http://schemas.microsoft.com/office/drawing/2016/ink" xmlns:am3d="http://schemas.microsoft.com/office/drawing/2017/model3d" xmlns:o="urn:schemas-microsoft-com:office:office" xmlns:oel="http://schemas.microsoft.com/office/2019/extlst" xmlns:r="http://schemas.openxmlformats.org/officeDocument/2006/relationships" xmlns:m="http://schemas.openxmlformats.org/officeDocument/2006/math" xmlns:v="urn:schemas-microsoft-com:vml" xmlns:wp14="http://schemas.microsoft.com/office/word/2010/wordprocessingDrawing" xmlns:wp="http://schemas.openxmlformats.org/drawingml/2006/wordprocessingDrawing" xmlns:w10="urn:schemas-microsoft-com:office:word" xmlns:w="http://schemas.openxmlformats.org/wordprocessingml/2006/main" xmlns:w14="http://schemas.microsoft.com/office/word/2010/wordml" xmlns:w15="http://schemas.microsoft.com/office/word/2012/wordml" xmlns:w16cex="http://schemas.microsoft.com/office/word/2018/wordml/cex" xmlns:w16cid="http://schemas.microsoft.com/office/word/2016/wordml/cid" xmlns:w16="http://schemas.microsoft.com/office/word/2018/wordml" xmlns:w16du="http://schemas.microsoft.com/office/word/2023/wordml/word16du" xmlns:w16sdtdh="http://schemas.microsoft.com/office/word/2020/wordml/sdtdatahash" xmlns:w16sdtfl="http://schemas.microsoft.com/office/word/2024/wordml/sdtformatlock" xmlns:w16se="http://schemas.microsoft.com/office/word/2015/wordml/symex" xmlns:wpg="http://schemas.microsoft.com/office/word/2010/wordprocessingGroup" xmlns:wpi="http://schemas.microsoft.com/office/word/2010/wordprocessingInk" xmlns:wne="http://schemas.microsoft.com/office/word/2006/wordml" xmlns:wps="http://schemas.microsoft.com/office/word/2010/wordprocessingShape" mc:Ignorable="w14 w15 w16se w16cid w16 w16cex w16sdtdh w16sdtfl w16du wp14">
   <w:body>
     <w:p>
+      <w:pPr>
+        <w:rPr>
+          <w:rFonts w:hint="cs"/>
+          <w:rtl/>
+        </w:rPr>
+      </w:pPr>
       <w:r>
         <w:rPr>
           <w:rFonts w:cs="Arial"/>
           <w:rtl/>
         </w:rPr>
         <w:drawing>
-          <wp:anchor distT="0" distB="0" distL="114300" distR="114300" simplePos="0" relativeHeight="251658240" behindDoc="1" locked="0" layoutInCell="1" allowOverlap="1" wp14:anchorId="2319E394" wp14:editId="6EEED3A0">
+          <wp:anchor distT="0" distB="0" distL="114300" distR="114300" simplePos="0" relativeHeight="251659264" behindDoc="1" locked="0" layoutInCell="1" allowOverlap="1" wp14:anchorId="21DA6875" wp14:editId="766BE8D7">
             <wp:simplePos x="0" y="0"/>
             <wp:positionH relativeFrom="page">
               <wp:align>right</wp:align>
             </wp:positionH>
             <wp:positionV relativeFrom="paragraph">
-              <wp:posOffset>214630</wp:posOffset>
+              <wp:posOffset>2237740</wp:posOffset>
             </wp:positionV>
-            <wp:extent cx="7528560" cy="5444490"/>
-            <wp:effectExtent l="0" t="0" r="0" b="3810"/>
+            <wp:extent cx="7559675" cy="4905375"/>
+            <wp:effectExtent l="0" t="0" r="3175" b="9525"/>
             <wp:wrapTight wrapText="bothSides">
               <wp:wrapPolygon edited="0">
                 <wp:start x="0" y="0"/>
-                <wp:lineTo x="0" y="21540"/>
-                <wp:lineTo x="21534" y="21540"/>
-                <wp:lineTo x="21534" y="0"/>
+                <wp:lineTo x="0" y="21558"/>
+                <wp:lineTo x="21555" y="21558"/>
+                <wp:lineTo x="21555" y="0"/>
                 <wp:lineTo x="0" y="0"/>
               </wp:wrapPolygon>
             </wp:wrapTight>
-            <wp:docPr id="907995763" name="תמונה 1"/>
+            <wp:docPr id="1217569725" name="תמונה 1"/>
             <wp:cNvGraphicFramePr>
               <a:graphicFrameLocks xmlns:a="http://schemas.openxmlformats.org/drawingml/2006/main" noChangeAspect="1"/>
             </wp:cNvGraphicFramePr>
@@ -36,7 +42,7 @@
               <a:graphicData uri="http://schemas.openxmlformats.org/drawingml/2006/picture">
                 <pic:pic xmlns:pic="http://schemas.openxmlformats.org/drawingml/2006/picture">
                   <pic:nvPicPr>
-                    <pic:cNvPr id="907995763" name=""/>
+                    <pic:cNvPr id="1217569725" name=""/>
                     <pic:cNvPicPr/>
                   </pic:nvPicPr>
                   <pic:blipFill>
@@ -54,7 +60,76 @@
                   <pic:spPr>
                     <a:xfrm>
                       <a:off x="0" y="0"/>
-                      <a:ext cx="7528560" cy="5444490"/>
+                      <a:ext cx="7559675" cy="4905375"/>
+                    </a:xfrm>
+                    <a:prstGeom prst="rect">
+                      <a:avLst/>
+                    </a:prstGeom>
+                  </pic:spPr>
+                </pic:pic>
+              </a:graphicData>
+            </a:graphic>
+            <wp14:sizeRelH relativeFrom="margin">
+              <wp14:pctWidth>0</wp14:pctWidth>
+            </wp14:sizeRelH>
+            <wp14:sizeRelV relativeFrom="margin">
+              <wp14:pctHeight>0</wp14:pctHeight>
+            </wp14:sizeRelV>
+          </wp:anchor>
+        </w:drawing>
+      </w:r>
+      <w:r>
+        <w:rPr>
+          <w:rFonts w:cs="Arial"/>
+          <w:rtl/>
+        </w:rPr>
+        <w:drawing>
+          <wp:anchor distT="0" distB="0" distL="114300" distR="114300" simplePos="0" relativeHeight="251658240" behindDoc="1" locked="0" layoutInCell="1" allowOverlap="1" wp14:anchorId="6958E0A2" wp14:editId="6E603A0E">
+            <wp:simplePos x="0" y="0"/>
+            <wp:positionH relativeFrom="page">
+              <wp:posOffset>-173990</wp:posOffset>
+            </wp:positionH>
+            <wp:positionV relativeFrom="paragraph">
+              <wp:posOffset>228600</wp:posOffset>
+            </wp:positionV>
+            <wp:extent cx="7733665" cy="1952625"/>
+            <wp:effectExtent l="0" t="0" r="635" b="9525"/>
+            <wp:wrapTight wrapText="bothSides">
+              <wp:wrapPolygon edited="0">
+                <wp:start x="0" y="0"/>
+                <wp:lineTo x="0" y="21495"/>
+                <wp:lineTo x="21549" y="21495"/>
+                <wp:lineTo x="21549" y="0"/>
+                <wp:lineTo x="0" y="0"/>
+              </wp:wrapPolygon>
+            </wp:wrapTight>
+            <wp:docPr id="593930107" name="תמונה 1"/>
+            <wp:cNvGraphicFramePr>
+              <a:graphicFrameLocks xmlns:a="http://schemas.openxmlformats.org/drawingml/2006/main" noChangeAspect="1"/>
+            </wp:cNvGraphicFramePr>
+            <a:graphic xmlns:a="http://schemas.openxmlformats.org/drawingml/2006/main">
+              <a:graphicData uri="http://schemas.openxmlformats.org/drawingml/2006/picture">
+                <pic:pic xmlns:pic="http://schemas.openxmlformats.org/drawingml/2006/picture">
+                  <pic:nvPicPr>
+                    <pic:cNvPr id="593930107" name=""/>
+                    <pic:cNvPicPr/>
+                  </pic:nvPicPr>
+                  <pic:blipFill>
+                    <a:blip r:embed="rId5">
+                      <a:extLst>
+                        <a:ext uri="{28A0092B-C50C-407E-A947-70E740481C1C}">
+                          <a14:useLocalDpi xmlns:a14="http://schemas.microsoft.com/office/drawing/2010/main" val="0"/>
+                        </a:ext>
+                      </a:extLst>
+                    </a:blip>
+                    <a:stretch>
+                      <a:fillRect/>
+                    </a:stretch>
+                  </pic:blipFill>
+                  <pic:spPr>
+                    <a:xfrm>
+                      <a:off x="0" y="0"/>
+                      <a:ext cx="7733665" cy="1952625"/>
                     </a:xfrm>
                     <a:prstGeom prst="rect">
                       <a:avLst/>
